--- a/summary.docx
+++ b/summary.docx
@@ -403,7 +403,21 @@
           <w:rPr>
             <w:rStyle w:val="Hyperlink"/>
           </w:rPr>
-          <w:t>https://win.rustup.rs/x86_64 -OutFile rustup-init.exe</w:t>
+          <w:t>https://win.rustup.rs/x86_64 -</w:t>
+        </w:r>
+        <w:proofErr w:type="spellStart"/>
+        <w:r>
+          <w:rPr>
+            <w:rStyle w:val="Hyperlink"/>
+          </w:rPr>
+          <w:t>OutFile</w:t>
+        </w:r>
+        <w:proofErr w:type="spellEnd"/>
+        <w:r>
+          <w:rPr>
+            <w:rStyle w:val="Hyperlink"/>
+          </w:rPr>
+          <w:t xml:space="preserve"> rustup-init.exe</w:t>
         </w:r>
       </w:hyperlink>
     </w:p>
@@ -1397,7 +1411,29 @@
         <w:t>}</w:t>
       </w:r>
     </w:p>
-    <w:p/>
+    <w:p>
+      <w:r>
+        <w:t xml:space="preserve">Cara </w:t>
+      </w:r>
+      <w:proofErr w:type="gramStart"/>
+      <w:r>
+        <w:t>run :</w:t>
+      </w:r>
+      <w:proofErr w:type="gramEnd"/>
+    </w:p>
+    <w:p>
+      <w:pPr>
+        <w:shd w:val="clear" w:color="auto" w:fill="BF8F00" w:themeFill="accent4" w:themeFillShade="BF"/>
+      </w:pPr>
+      <w:proofErr w:type="spellStart"/>
+      <w:r>
+        <w:t>Ketik</w:t>
+      </w:r>
+      <w:proofErr w:type="spellEnd"/>
+      <w:r>
+        <w:t xml:space="preserve"> cargo run --release</w:t>
+      </w:r>
+    </w:p>
     <w:p/>
     <w:sectPr>
       <w:pgSz w:w="12240" w:h="15840"/>
@@ -2109,6 +2145,7 @@
   <w:style w:type="character" w:default="1" w:styleId="DefaultParagraphFont">
     <w:name w:val="Default Paragraph Font"/>
     <w:uiPriority w:val="1"/>
+    <w:semiHidden/>
     <w:unhideWhenUsed/>
   </w:style>
   <w:style w:type="table" w:default="1" w:styleId="TableNormal">
